--- a/laporan/03_Laporan_Mingguan_Latsar/M1 - Laporan Mingguan Pelaksanaan Aktualisasi Pelatihan Dasar CPNS BPS Tahun 2026.docx
+++ b/laporan/03_Laporan_Mingguan_Latsar/M1 - Laporan Mingguan Pelaksanaan Aktualisasi Pelatihan Dasar CPNS BPS Tahun 2026.docx
@@ -181,30 +181,7 @@
               <w:spacing w:line="276" w:lineRule="auto"/>
             </w:pPr>
             <w:r>
-              <w:rPr>
-                <w:rFonts w:ascii="Calibri" w:hAnsi="Calibri"/>
-                <w:b/>
-                <w:sz w:val="20"/>
-              </w:rPr>
-              <w:t xml:space="preserve">Yahya Abdurrohman, </w:t>
-            </w:r>
-            <w:proofErr w:type="spellStart"/>
-            <w:r>
-              <w:rPr>
-                <w:rFonts w:ascii="Calibri" w:hAnsi="Calibri"/>
-                <w:b/>
-                <w:sz w:val="20"/>
-              </w:rPr>
-              <w:t>S.Tr.Stat</w:t>
-            </w:r>
-            <w:proofErr w:type="spellEnd"/>
-            <w:r>
-              <w:rPr>
-                <w:rFonts w:ascii="Calibri" w:hAnsi="Calibri"/>
-                <w:b/>
-                <w:sz w:val="20"/>
-              </w:rPr>
-              <w:t>.</w:t>
+              <w:t>Yahya Abdurrohman</w:t>
             </w:r>
           </w:p>
         </w:tc>
@@ -10250,6 +10227,8 @@
           <w:lang w:val="en-US"/>
         </w:rPr>
         <w:sectPr>
+          <w:headerReference w:type="default" r:id="rId18"/>
+          <w:footerReference w:type="default" r:id="rId19"/>
           <w:pgSz w:w="11900" w:h="16840"/>
           <w:pgMar w:top="720" w:right="720" w:bottom="720" w:left="720" w:header="708" w:footer="708" w:gutter="0"/>
           <w:cols w:space="708"/>
@@ -10273,6 +10252,26 @@
     </w:sectPr>
   </w:body>
 </w:document>
+</file>
+
+<file path=word/footer1.xml><?xml version="1.0" encoding="utf-8"?>
+<w:ftr xmlns:m="http://schemas.openxmlformats.org/officeDocument/2006/math" xmlns:mc="http://schemas.openxmlformats.org/markup-compatibility/2006" xmlns:mo="http://schemas.microsoft.com/office/mac/office/2008/main" xmlns:mv="urn:schemas-microsoft-com:mac:vml" xmlns:o="urn:schemas-microsoft-com:office:office" xmlns:r="http://schemas.openxmlformats.org/officeDocument/2006/relationships" xmlns:v="urn:schemas-microsoft-com:vml" xmlns:w10="urn:schemas-microsoft-com:office:word" xmlns:w14="http://schemas.microsoft.com/office/word/2010/wordml" xmlns:w="http://schemas.openxmlformats.org/wordprocessingml/2006/main" xmlns:wne="http://schemas.microsoft.com/office/word/2006/wordml" xmlns:wp14="http://schemas.microsoft.com/office/word/2010/wordprocessingDrawing" xmlns:wp="http://schemas.openxmlformats.org/drawingml/2006/wordprocessingDrawing" xmlns:wpc="http://schemas.microsoft.com/office/word/2010/wordprocessingCanvas" xmlns:wpg="http://schemas.microsoft.com/office/word/2010/wordprocessingGroup" xmlns:wpi="http://schemas.microsoft.com/office/word/2010/wordprocessingInk" xmlns:wps="http://schemas.microsoft.com/office/word/2010/wordprocessingShape" mc:Ignorable="w14 wp14">
+  <w:p>
+    <w:pPr>
+      <w:pStyle w:val="Footer"/>
+    </w:pPr>
+  </w:p>
+</w:ftr>
+</file>
+
+<file path=word/header1.xml><?xml version="1.0" encoding="utf-8"?>
+<w:hdr xmlns:m="http://schemas.openxmlformats.org/officeDocument/2006/math" xmlns:mc="http://schemas.openxmlformats.org/markup-compatibility/2006" xmlns:mo="http://schemas.microsoft.com/office/mac/office/2008/main" xmlns:mv="urn:schemas-microsoft-com:mac:vml" xmlns:o="urn:schemas-microsoft-com:office:office" xmlns:r="http://schemas.openxmlformats.org/officeDocument/2006/relationships" xmlns:v="urn:schemas-microsoft-com:vml" xmlns:w10="urn:schemas-microsoft-com:office:word" xmlns:w14="http://schemas.microsoft.com/office/word/2010/wordml" xmlns:w="http://schemas.openxmlformats.org/wordprocessingml/2006/main" xmlns:wne="http://schemas.microsoft.com/office/word/2006/wordml" xmlns:wp14="http://schemas.microsoft.com/office/word/2010/wordprocessingDrawing" xmlns:wp="http://schemas.openxmlformats.org/drawingml/2006/wordprocessingDrawing" xmlns:wpc="http://schemas.microsoft.com/office/word/2010/wordprocessingCanvas" xmlns:wpg="http://schemas.microsoft.com/office/word/2010/wordprocessingGroup" xmlns:wpi="http://schemas.microsoft.com/office/word/2010/wordprocessingInk" xmlns:wps="http://schemas.microsoft.com/office/word/2010/wordprocessingShape" mc:Ignorable="w14 wp14">
+  <w:p>
+    <w:pPr>
+      <w:pStyle w:val="Header"/>
+    </w:pPr>
+  </w:p>
+</w:hdr>
 </file>
 
 <file path=word/numbering.xml><?xml version="1.0" encoding="utf-8"?>

--- a/laporan/03_Laporan_Mingguan_Latsar/M1 - Laporan Mingguan Pelaksanaan Aktualisasi Pelatihan Dasar CPNS BPS Tahun 2026.docx
+++ b/laporan/03_Laporan_Mingguan_Latsar/M1 - Laporan Mingguan Pelaksanaan Aktualisasi Pelatihan Dasar CPNS BPS Tahun 2026.docx
@@ -177,11 +177,13 @@
             <w:gridSpan w:val="3"/>
           </w:tcPr>
           <w:p>
-            <w:pPr>
-              <w:spacing w:line="276" w:lineRule="auto"/>
-            </w:pPr>
-            <w:r>
-              <w:t>Yahya Abdurrohman</w:t>
+            <w:r>
+              <w:rPr>
+                <w:rFonts w:ascii="Arial" w:hAnsi="Arial"/>
+                <w:color w:val="000000"/>
+                <w:sz w:val="19"/>
+              </w:rPr>
+              <w:t>Yahya Abdurrohman, S.Tr.Stat. (NIP. 20021106 202603 1 003)</w:t>
             </w:r>
           </w:p>
         </w:tc>
@@ -367,26 +369,13 @@
             <w:gridSpan w:val="3"/>
           </w:tcPr>
           <w:p>
-            <w:pPr>
-              <w:spacing w:line="276" w:lineRule="auto"/>
-            </w:pPr>
-            <w:proofErr w:type="spellStart"/>
-            <w:r>
-              <w:rPr>
-                <w:rFonts w:ascii="Calibri" w:hAnsi="Calibri"/>
-                <w:b/>
-                <w:sz w:val="20"/>
-              </w:rPr>
-              <w:t>Minggu</w:t>
-            </w:r>
-            <w:proofErr w:type="spellEnd"/>
-            <w:r>
-              <w:rPr>
-                <w:rFonts w:ascii="Calibri" w:hAnsi="Calibri"/>
-                <w:b/>
-                <w:sz w:val="20"/>
-              </w:rPr>
-              <w:t xml:space="preserve"> ke-1 / 3 – 7 Agustus 2026</w:t>
+            <w:r>
+              <w:rPr>
+                <w:rFonts w:ascii="Arial" w:hAnsi="Arial"/>
+                <w:color w:val="000000"/>
+                <w:sz w:val="19"/>
+              </w:rPr>
+              <w:t>Minggu ke-1 / 03 – 07 Agustus 2026</w:t>
             </w:r>
           </w:p>
         </w:tc>
@@ -456,206 +445,13 @@
             <w:shd w:val="clear" w:color="auto" w:fill="D9D9D9" w:themeFill="background1" w:themeFillShade="D9"/>
           </w:tcPr>
           <w:p>
-            <w:pPr>
-              <w:spacing w:line="276" w:lineRule="auto"/>
-            </w:pPr>
-            <w:proofErr w:type="spellStart"/>
-            <w:r>
-              <w:rPr>
-                <w:rFonts w:ascii="Calibri" w:hAnsi="Calibri"/>
-                <w:b/>
-                <w:sz w:val="20"/>
-              </w:rPr>
-              <w:t>Kegiatan</w:t>
-            </w:r>
-            <w:proofErr w:type="spellEnd"/>
-            <w:r>
-              <w:rPr>
-                <w:rFonts w:ascii="Calibri" w:hAnsi="Calibri"/>
-                <w:b/>
-                <w:sz w:val="20"/>
-              </w:rPr>
-              <w:t xml:space="preserve"> 1: </w:t>
-            </w:r>
-            <w:proofErr w:type="spellStart"/>
-            <w:r>
-              <w:rPr>
-                <w:rFonts w:ascii="Calibri" w:hAnsi="Calibri"/>
-                <w:b/>
-                <w:sz w:val="20"/>
-              </w:rPr>
-              <w:t>Analisis</w:t>
-            </w:r>
-            <w:proofErr w:type="spellEnd"/>
-            <w:r>
-              <w:rPr>
-                <w:rFonts w:ascii="Calibri" w:hAnsi="Calibri"/>
-                <w:b/>
-                <w:sz w:val="20"/>
-              </w:rPr>
-              <w:t xml:space="preserve"> </w:t>
-            </w:r>
-            <w:proofErr w:type="spellStart"/>
-            <w:r>
-              <w:rPr>
-                <w:rFonts w:ascii="Calibri" w:hAnsi="Calibri"/>
-                <w:b/>
-                <w:sz w:val="20"/>
-              </w:rPr>
-              <w:t>kebutuhan</w:t>
-            </w:r>
-            <w:proofErr w:type="spellEnd"/>
-            <w:r>
-              <w:rPr>
-                <w:rFonts w:ascii="Calibri" w:hAnsi="Calibri"/>
-                <w:b/>
-                <w:sz w:val="20"/>
-              </w:rPr>
-              <w:t xml:space="preserve"> </w:t>
-            </w:r>
-            <w:proofErr w:type="spellStart"/>
-            <w:r>
-              <w:rPr>
-                <w:rFonts w:ascii="Calibri" w:hAnsi="Calibri"/>
-                <w:b/>
-                <w:sz w:val="20"/>
-              </w:rPr>
-              <w:t>sistem</w:t>
-            </w:r>
-            <w:proofErr w:type="spellEnd"/>
-            <w:r>
-              <w:rPr>
-                <w:rFonts w:ascii="Calibri" w:hAnsi="Calibri"/>
-                <w:b/>
-                <w:sz w:val="20"/>
-              </w:rPr>
-              <w:t xml:space="preserve"> dan </w:t>
-            </w:r>
-            <w:proofErr w:type="spellStart"/>
-            <w:r>
-              <w:rPr>
-                <w:rFonts w:ascii="Calibri" w:hAnsi="Calibri"/>
-                <w:b/>
-                <w:sz w:val="20"/>
-              </w:rPr>
-              <w:t>konsultasi</w:t>
-            </w:r>
-            <w:proofErr w:type="spellEnd"/>
-            <w:r>
-              <w:rPr>
-                <w:rFonts w:ascii="Calibri" w:hAnsi="Calibri"/>
-                <w:b/>
-                <w:sz w:val="20"/>
-              </w:rPr>
-              <w:t xml:space="preserve"> </w:t>
-            </w:r>
-            <w:proofErr w:type="spellStart"/>
-            <w:r>
-              <w:rPr>
-                <w:rFonts w:ascii="Calibri" w:hAnsi="Calibri"/>
-                <w:b/>
-                <w:sz w:val="20"/>
-              </w:rPr>
-              <w:t>dengan</w:t>
-            </w:r>
-            <w:proofErr w:type="spellEnd"/>
-            <w:r>
-              <w:rPr>
-                <w:rFonts w:ascii="Calibri" w:hAnsi="Calibri"/>
-                <w:b/>
-                <w:sz w:val="20"/>
-              </w:rPr>
-              <w:t xml:space="preserve"> mentor </w:t>
-            </w:r>
-            <w:proofErr w:type="spellStart"/>
-            <w:r>
-              <w:rPr>
-                <w:rFonts w:ascii="Calibri" w:hAnsi="Calibri"/>
-                <w:b/>
-                <w:sz w:val="20"/>
-              </w:rPr>
-              <w:t>serta</w:t>
-            </w:r>
-            <w:proofErr w:type="spellEnd"/>
-            <w:r>
-              <w:rPr>
-                <w:rFonts w:ascii="Calibri" w:hAnsi="Calibri"/>
-                <w:b/>
-                <w:sz w:val="20"/>
-              </w:rPr>
-              <w:t xml:space="preserve"> stakeholder </w:t>
-            </w:r>
-            <w:proofErr w:type="spellStart"/>
-            <w:r>
-              <w:rPr>
-                <w:rFonts w:ascii="Calibri" w:hAnsi="Calibri"/>
-                <w:b/>
-                <w:sz w:val="20"/>
-              </w:rPr>
-              <w:t>terkait</w:t>
-            </w:r>
-            <w:proofErr w:type="spellEnd"/>
-            <w:r>
-              <w:rPr>
-                <w:rFonts w:ascii="Calibri" w:hAnsi="Calibri"/>
-                <w:b/>
-                <w:sz w:val="20"/>
-              </w:rPr>
-              <w:t xml:space="preserve"> </w:t>
-            </w:r>
-            <w:proofErr w:type="spellStart"/>
-            <w:r>
-              <w:rPr>
-                <w:rFonts w:ascii="Calibri" w:hAnsi="Calibri"/>
-                <w:b/>
-                <w:sz w:val="20"/>
-              </w:rPr>
-              <w:t>rancangan</w:t>
-            </w:r>
-            <w:proofErr w:type="spellEnd"/>
-            <w:r>
-              <w:rPr>
-                <w:rFonts w:ascii="Calibri" w:hAnsi="Calibri"/>
-                <w:b/>
-                <w:sz w:val="20"/>
-              </w:rPr>
-              <w:t xml:space="preserve"> </w:t>
-            </w:r>
-            <w:proofErr w:type="spellStart"/>
-            <w:r>
-              <w:rPr>
-                <w:rFonts w:ascii="Calibri" w:hAnsi="Calibri"/>
-                <w:b/>
-                <w:sz w:val="20"/>
-              </w:rPr>
-              <w:t>dasbor</w:t>
-            </w:r>
-            <w:proofErr w:type="spellEnd"/>
-            <w:r>
-              <w:rPr>
-                <w:rFonts w:ascii="Calibri" w:hAnsi="Calibri"/>
-                <w:b/>
-                <w:sz w:val="20"/>
-              </w:rPr>
-              <w:t xml:space="preserve"> </w:t>
-            </w:r>
-            <w:proofErr w:type="spellStart"/>
-            <w:r>
-              <w:rPr>
-                <w:rFonts w:ascii="Calibri" w:hAnsi="Calibri"/>
-                <w:b/>
-                <w:sz w:val="20"/>
-              </w:rPr>
-              <w:t>pemantauan</w:t>
-            </w:r>
-            <w:proofErr w:type="spellEnd"/>
-            <w:r>
-              <w:rPr>
-                <w:rFonts w:ascii="Calibri" w:hAnsi="Calibri"/>
-                <w:b/>
-                <w:sz w:val="20"/>
-              </w:rPr>
-              <w:t xml:space="preserve"> (SDLC Phase 1: Requirements Analysis).</w:t>
+            <w:r>
+              <w:rPr>
+                <w:rFonts w:ascii="Arial" w:hAnsi="Arial"/>
+                <w:color w:val="000000"/>
+                <w:sz w:val="19"/>
+              </w:rPr>
+              <w:t>Kegiatan 1: Analisis kebutuhan sistem dan konsultasi dengan mentor serta stakeholder terkait rancangan dasbor pemantauan sensus dan survei (SDLC Phase 1: Requirements Analysis).</w:t>
             </w:r>
           </w:p>
         </w:tc>
@@ -8823,593 +8619,18 @@
             <w:gridSpan w:val="3"/>
           </w:tcPr>
           <w:p>
-            <w:pPr>
-              <w:jc w:val="center"/>
-              <w:rPr>
-                <w:rFonts w:ascii="Calibri" w:hAnsi="Calibri" w:cs="Calibri"/>
-                <w:color w:val="000000" w:themeColor="text1"/>
-                <w:sz w:val="21"/>
-                <w:szCs w:val="21"/>
-                <w:lang w:val="en-US"/>
-              </w:rPr>
-            </w:pPr>
-            <w:proofErr w:type="spellStart"/>
-            <w:r>
-              <w:rPr>
-                <w:rFonts w:ascii="Calibri" w:hAnsi="Calibri" w:cs="Calibri"/>
-                <w:color w:val="000000" w:themeColor="text1"/>
-                <w:sz w:val="21"/>
-                <w:szCs w:val="21"/>
-                <w:lang w:val="en-US"/>
-              </w:rPr>
-              <w:t>Rekapitulasi</w:t>
-            </w:r>
-            <w:proofErr w:type="spellEnd"/>
-            <w:r>
-              <w:rPr>
-                <w:rFonts w:ascii="Calibri" w:hAnsi="Calibri" w:cs="Calibri"/>
-                <w:color w:val="000000" w:themeColor="text1"/>
-                <w:sz w:val="21"/>
-                <w:szCs w:val="21"/>
-                <w:lang w:val="en-US"/>
-              </w:rPr>
-              <w:t xml:space="preserve"> </w:t>
-            </w:r>
-            <w:proofErr w:type="spellStart"/>
-            <w:r>
-              <w:rPr>
-                <w:rFonts w:ascii="Calibri" w:hAnsi="Calibri" w:cs="Calibri"/>
-                <w:color w:val="000000" w:themeColor="text1"/>
-                <w:sz w:val="21"/>
-                <w:szCs w:val="21"/>
-                <w:lang w:val="en-US"/>
-              </w:rPr>
-              <w:t>Jumlah</w:t>
-            </w:r>
-            <w:proofErr w:type="spellEnd"/>
-            <w:r>
-              <w:rPr>
-                <w:rFonts w:ascii="Calibri" w:hAnsi="Calibri" w:cs="Calibri"/>
-                <w:color w:val="000000" w:themeColor="text1"/>
-                <w:sz w:val="21"/>
-                <w:szCs w:val="21"/>
-                <w:lang w:val="en-US"/>
-              </w:rPr>
-              <w:t xml:space="preserve"> Nilai </w:t>
-            </w:r>
-            <w:proofErr w:type="spellStart"/>
-            <w:r>
-              <w:rPr>
-                <w:rFonts w:ascii="Calibri" w:hAnsi="Calibri" w:cs="Calibri"/>
-                <w:color w:val="000000" w:themeColor="text1"/>
-                <w:sz w:val="21"/>
-                <w:szCs w:val="21"/>
-                <w:lang w:val="en-US"/>
-              </w:rPr>
-              <w:t>BerAKHLAK</w:t>
-            </w:r>
-            <w:proofErr w:type="spellEnd"/>
-          </w:p>
-          <w:tbl>
-            <w:tblPr>
-              <w:tblStyle w:val="TableGrid"/>
-              <w:tblW w:w="8267" w:type="dxa"/>
-              <w:jc w:val="center"/>
-              <w:tblLook w:val="04A0" w:firstRow="1" w:lastRow="0" w:firstColumn="1" w:lastColumn="0" w:noHBand="0" w:noVBand="1"/>
-            </w:tblPr>
-            <w:tblGrid>
-              <w:gridCol w:w="1059"/>
-              <w:gridCol w:w="1033"/>
-              <w:gridCol w:w="1031"/>
-              <w:gridCol w:w="1034"/>
-              <w:gridCol w:w="1030"/>
-              <w:gridCol w:w="1034"/>
-              <w:gridCol w:w="1032"/>
-              <w:gridCol w:w="1014"/>
-            </w:tblGrid>
-            <w:tr>
-              <w:trPr>
-                <w:trHeight w:val="381"/>
-                <w:jc w:val="center"/>
-              </w:trPr>
-              <w:tc>
-                <w:tcPr>
-                  <w:tcW w:w="1059" w:type="dxa"/>
-                  <w:vAlign w:val="center"/>
-                </w:tcPr>
-                <w:p>
-                  <w:pPr>
-                    <w:jc w:val="center"/>
-                    <w:rPr>
-                      <w:rFonts w:ascii="Calibri" w:hAnsi="Calibri" w:cs="Calibri"/>
-                      <w:b/>
-                      <w:bCs/>
-                      <w:color w:val="000000" w:themeColor="text1"/>
-                      <w:sz w:val="21"/>
-                      <w:szCs w:val="21"/>
-                      <w:lang w:val="en-US"/>
-                    </w:rPr>
-                  </w:pPr>
-                  <w:r>
-                    <w:rPr>
-                      <w:rFonts w:ascii="Calibri" w:hAnsi="Calibri" w:cs="Calibri"/>
-                      <w:b/>
-                      <w:bCs/>
-                      <w:color w:val="000000" w:themeColor="text1"/>
-                      <w:sz w:val="21"/>
-                      <w:szCs w:val="21"/>
-                      <w:lang w:val="en-US"/>
-                    </w:rPr>
-                    <w:t>Ber</w:t>
-                  </w:r>
-                </w:p>
-              </w:tc>
-              <w:tc>
-                <w:tcPr>
-                  <w:tcW w:w="1033" w:type="dxa"/>
-                  <w:vAlign w:val="center"/>
-                </w:tcPr>
-                <w:p>
-                  <w:pPr>
-                    <w:jc w:val="center"/>
-                    <w:rPr>
-                      <w:rFonts w:ascii="Calibri" w:hAnsi="Calibri" w:cs="Calibri"/>
-                      <w:b/>
-                      <w:bCs/>
-                      <w:color w:val="000000" w:themeColor="text1"/>
-                      <w:sz w:val="21"/>
-                      <w:szCs w:val="21"/>
-                      <w:lang w:val="en-US"/>
-                    </w:rPr>
-                  </w:pPr>
-                  <w:r>
-                    <w:rPr>
-                      <w:rFonts w:ascii="Calibri" w:hAnsi="Calibri" w:cs="Calibri"/>
-                      <w:b/>
-                      <w:bCs/>
-                      <w:color w:val="000000" w:themeColor="text1"/>
-                      <w:sz w:val="21"/>
-                      <w:szCs w:val="21"/>
-                      <w:lang w:val="en-US"/>
-                    </w:rPr>
-                    <w:t>A</w:t>
-                  </w:r>
-                </w:p>
-              </w:tc>
-              <w:tc>
-                <w:tcPr>
-                  <w:tcW w:w="1031" w:type="dxa"/>
-                  <w:vAlign w:val="center"/>
-                </w:tcPr>
-                <w:p>
-                  <w:pPr>
-                    <w:jc w:val="center"/>
-                    <w:rPr>
-                      <w:rFonts w:ascii="Calibri" w:hAnsi="Calibri" w:cs="Calibri"/>
-                      <w:b/>
-                      <w:bCs/>
-                      <w:color w:val="000000" w:themeColor="text1"/>
-                      <w:sz w:val="21"/>
-                      <w:szCs w:val="21"/>
-                      <w:lang w:val="en-US"/>
-                    </w:rPr>
-                  </w:pPr>
-                  <w:r>
-                    <w:rPr>
-                      <w:rFonts w:ascii="Calibri" w:hAnsi="Calibri" w:cs="Calibri"/>
-                      <w:b/>
-                      <w:bCs/>
-                      <w:color w:val="000000" w:themeColor="text1"/>
-                      <w:sz w:val="21"/>
-                      <w:szCs w:val="21"/>
-                      <w:lang w:val="en-US"/>
-                    </w:rPr>
-                    <w:t>K</w:t>
-                  </w:r>
-                </w:p>
-              </w:tc>
-              <w:tc>
-                <w:tcPr>
-                  <w:tcW w:w="1034" w:type="dxa"/>
-                  <w:vAlign w:val="center"/>
-                </w:tcPr>
-                <w:p>
-                  <w:pPr>
-                    <w:jc w:val="center"/>
-                    <w:rPr>
-                      <w:rFonts w:ascii="Calibri" w:hAnsi="Calibri" w:cs="Calibri"/>
-                      <w:b/>
-                      <w:bCs/>
-                      <w:color w:val="000000" w:themeColor="text1"/>
-                      <w:sz w:val="21"/>
-                      <w:szCs w:val="21"/>
-                      <w:lang w:val="en-US"/>
-                    </w:rPr>
-                  </w:pPr>
-                  <w:r>
-                    <w:rPr>
-                      <w:rFonts w:ascii="Calibri" w:hAnsi="Calibri" w:cs="Calibri"/>
-                      <w:b/>
-                      <w:bCs/>
-                      <w:color w:val="000000" w:themeColor="text1"/>
-                      <w:sz w:val="21"/>
-                      <w:szCs w:val="21"/>
-                      <w:lang w:val="en-US"/>
-                    </w:rPr>
-                    <w:t>H</w:t>
-                  </w:r>
-                </w:p>
-              </w:tc>
-              <w:tc>
-                <w:tcPr>
-                  <w:tcW w:w="1030" w:type="dxa"/>
-                  <w:vAlign w:val="center"/>
-                </w:tcPr>
-                <w:p>
-                  <w:pPr>
-                    <w:jc w:val="center"/>
-                    <w:rPr>
-                      <w:rFonts w:ascii="Calibri" w:hAnsi="Calibri" w:cs="Calibri"/>
-                      <w:b/>
-                      <w:bCs/>
-                      <w:color w:val="000000" w:themeColor="text1"/>
-                      <w:sz w:val="21"/>
-                      <w:szCs w:val="21"/>
-                      <w:lang w:val="en-US"/>
-                    </w:rPr>
-                  </w:pPr>
-                  <w:r>
-                    <w:rPr>
-                      <w:rFonts w:ascii="Calibri" w:hAnsi="Calibri" w:cs="Calibri"/>
-                      <w:b/>
-                      <w:bCs/>
-                      <w:color w:val="000000" w:themeColor="text1"/>
-                      <w:sz w:val="21"/>
-                      <w:szCs w:val="21"/>
-                      <w:lang w:val="en-US"/>
-                    </w:rPr>
-                    <w:t>L</w:t>
-                  </w:r>
-                </w:p>
-              </w:tc>
-              <w:tc>
-                <w:tcPr>
-                  <w:tcW w:w="1034" w:type="dxa"/>
-                  <w:vAlign w:val="center"/>
-                </w:tcPr>
-                <w:p>
-                  <w:pPr>
-                    <w:jc w:val="center"/>
-                    <w:rPr>
-                      <w:rFonts w:ascii="Calibri" w:hAnsi="Calibri" w:cs="Calibri"/>
-                      <w:b/>
-                      <w:bCs/>
-                      <w:color w:val="000000" w:themeColor="text1"/>
-                      <w:sz w:val="21"/>
-                      <w:szCs w:val="21"/>
-                      <w:lang w:val="en-US"/>
-                    </w:rPr>
-                  </w:pPr>
-                  <w:r>
-                    <w:rPr>
-                      <w:rFonts w:ascii="Calibri" w:hAnsi="Calibri" w:cs="Calibri"/>
-                      <w:b/>
-                      <w:bCs/>
-                      <w:color w:val="000000" w:themeColor="text1"/>
-                      <w:sz w:val="21"/>
-                      <w:szCs w:val="21"/>
-                      <w:lang w:val="en-US"/>
-                    </w:rPr>
-                    <w:t>A</w:t>
-                  </w:r>
-                </w:p>
-              </w:tc>
-              <w:tc>
-                <w:tcPr>
-                  <w:tcW w:w="1032" w:type="dxa"/>
-                  <w:vAlign w:val="center"/>
-                </w:tcPr>
-                <w:p>
-                  <w:pPr>
-                    <w:jc w:val="center"/>
-                    <w:rPr>
-                      <w:rFonts w:ascii="Calibri" w:hAnsi="Calibri" w:cs="Calibri"/>
-                      <w:b/>
-                      <w:bCs/>
-                      <w:color w:val="000000" w:themeColor="text1"/>
-                      <w:sz w:val="21"/>
-                      <w:szCs w:val="21"/>
-                      <w:lang w:val="en-US"/>
-                    </w:rPr>
-                  </w:pPr>
-                  <w:r>
-                    <w:rPr>
-                      <w:rFonts w:ascii="Calibri" w:hAnsi="Calibri" w:cs="Calibri"/>
-                      <w:b/>
-                      <w:bCs/>
-                      <w:color w:val="000000" w:themeColor="text1"/>
-                      <w:sz w:val="21"/>
-                      <w:szCs w:val="21"/>
-                      <w:lang w:val="en-US"/>
-                    </w:rPr>
-                    <w:t>K</w:t>
-                  </w:r>
-                </w:p>
-              </w:tc>
-              <w:tc>
-                <w:tcPr>
-                  <w:tcW w:w="1014" w:type="dxa"/>
-                  <w:shd w:val="clear" w:color="auto" w:fill="D9D9D9" w:themeFill="background1" w:themeFillShade="D9"/>
-                  <w:vAlign w:val="center"/>
-                </w:tcPr>
-                <w:p>
-                  <w:pPr>
-                    <w:jc w:val="center"/>
-                    <w:rPr>
-                      <w:rFonts w:ascii="Calibri" w:hAnsi="Calibri" w:cs="Calibri"/>
-                      <w:b/>
-                      <w:bCs/>
-                      <w:color w:val="000000" w:themeColor="text1"/>
-                      <w:sz w:val="21"/>
-                      <w:szCs w:val="21"/>
-                      <w:lang w:val="en-US"/>
-                    </w:rPr>
-                  </w:pPr>
-                  <w:r>
-                    <w:rPr>
-                      <w:rFonts w:ascii="Calibri" w:hAnsi="Calibri" w:cs="Calibri"/>
-                      <w:b/>
-                      <w:bCs/>
-                      <w:color w:val="000000" w:themeColor="text1"/>
-                      <w:sz w:val="21"/>
-                      <w:szCs w:val="21"/>
-                      <w:lang w:val="en-US"/>
-                    </w:rPr>
-                    <w:t>TOTAL</w:t>
-                  </w:r>
-                </w:p>
-              </w:tc>
-            </w:tr>
-            <w:tr>
-              <w:trPr>
-                <w:trHeight w:val="363"/>
-                <w:jc w:val="center"/>
-              </w:trPr>
-              <w:tc>
-                <w:tcPr>
-                  <w:tcW w:w="1059" w:type="dxa"/>
-                  <w:vAlign w:val="center"/>
-                </w:tcPr>
-                <w:p>
-                  <w:pPr>
-                    <w:jc w:val="center"/>
-                    <w:rPr>
-                      <w:rFonts w:ascii="Calibri" w:hAnsi="Calibri" w:cs="Calibri"/>
-                      <w:color w:val="000000" w:themeColor="text1"/>
-                      <w:sz w:val="21"/>
-                      <w:szCs w:val="21"/>
-                      <w:lang w:val="en-US"/>
-                    </w:rPr>
-                  </w:pPr>
-                  <w:r>
-                    <w:rPr>
-                      <w:rFonts w:ascii="Calibri" w:hAnsi="Calibri" w:cs="Calibri"/>
-                      <w:color w:val="000000" w:themeColor="text1"/>
-                      <w:sz w:val="21"/>
-                      <w:szCs w:val="21"/>
-                      <w:lang w:val="en-US"/>
-                    </w:rPr>
-                    <w:t>3</w:t>
-                  </w:r>
-                </w:p>
-              </w:tc>
-              <w:tc>
-                <w:tcPr>
-                  <w:tcW w:w="1033" w:type="dxa"/>
-                  <w:vAlign w:val="center"/>
-                </w:tcPr>
-                <w:p>
-                  <w:pPr>
-                    <w:jc w:val="center"/>
-                    <w:rPr>
-                      <w:rFonts w:ascii="Calibri" w:hAnsi="Calibri" w:cs="Calibri"/>
-                      <w:color w:val="000000" w:themeColor="text1"/>
-                      <w:sz w:val="21"/>
-                      <w:szCs w:val="21"/>
-                      <w:lang w:val="en-US"/>
-                    </w:rPr>
-                  </w:pPr>
-                  <w:r>
-                    <w:rPr>
-                      <w:rFonts w:ascii="Calibri" w:hAnsi="Calibri" w:cs="Calibri"/>
-                      <w:color w:val="000000" w:themeColor="text1"/>
-                      <w:sz w:val="21"/>
-                      <w:szCs w:val="21"/>
-                      <w:lang w:val="en-US"/>
-                    </w:rPr>
-                    <w:t>4</w:t>
-                  </w:r>
-                </w:p>
-              </w:tc>
-              <w:tc>
-                <w:tcPr>
-                  <w:tcW w:w="1031" w:type="dxa"/>
-                  <w:vAlign w:val="center"/>
-                </w:tcPr>
-                <w:p>
-                  <w:pPr>
-                    <w:jc w:val="center"/>
-                    <w:rPr>
-                      <w:rFonts w:ascii="Calibri" w:hAnsi="Calibri" w:cs="Calibri"/>
-                      <w:color w:val="000000" w:themeColor="text1"/>
-                      <w:sz w:val="21"/>
-                      <w:szCs w:val="21"/>
-                      <w:lang w:val="en-US"/>
-                    </w:rPr>
-                  </w:pPr>
-                  <w:r>
-                    <w:rPr>
-                      <w:rFonts w:ascii="Calibri" w:hAnsi="Calibri" w:cs="Calibri"/>
-                      <w:color w:val="000000" w:themeColor="text1"/>
-                      <w:sz w:val="21"/>
-                      <w:szCs w:val="21"/>
-                      <w:lang w:val="en-US"/>
-                    </w:rPr>
-                    <w:t>4</w:t>
-                  </w:r>
-                </w:p>
-              </w:tc>
-              <w:tc>
-                <w:tcPr>
-                  <w:tcW w:w="1034" w:type="dxa"/>
-                  <w:vAlign w:val="center"/>
-                </w:tcPr>
-                <w:p>
-                  <w:pPr>
-                    <w:jc w:val="center"/>
-                    <w:rPr>
-                      <w:rFonts w:ascii="Calibri" w:hAnsi="Calibri" w:cs="Calibri"/>
-                      <w:color w:val="000000" w:themeColor="text1"/>
-                      <w:sz w:val="21"/>
-                      <w:szCs w:val="21"/>
-                      <w:lang w:val="en-US"/>
-                    </w:rPr>
-                  </w:pPr>
-                  <w:r>
-                    <w:rPr>
-                      <w:rFonts w:ascii="Calibri" w:hAnsi="Calibri" w:cs="Calibri"/>
-                      <w:color w:val="000000" w:themeColor="text1"/>
-                      <w:sz w:val="21"/>
-                      <w:szCs w:val="21"/>
-                      <w:lang w:val="en-US"/>
-                    </w:rPr>
-                    <w:t>2</w:t>
-                  </w:r>
-                </w:p>
-              </w:tc>
-              <w:tc>
-                <w:tcPr>
-                  <w:tcW w:w="1030" w:type="dxa"/>
-                  <w:vAlign w:val="center"/>
-                </w:tcPr>
-                <w:p>
-                  <w:pPr>
-                    <w:jc w:val="center"/>
-                    <w:rPr>
-                      <w:rFonts w:ascii="Calibri" w:hAnsi="Calibri" w:cs="Calibri"/>
-                      <w:color w:val="000000" w:themeColor="text1"/>
-                      <w:sz w:val="21"/>
-                      <w:szCs w:val="21"/>
-                      <w:lang w:val="en-US"/>
-                    </w:rPr>
-                  </w:pPr>
-                  <w:r>
-                    <w:rPr>
-                      <w:rFonts w:ascii="Calibri" w:hAnsi="Calibri" w:cs="Calibri"/>
-                      <w:color w:val="000000" w:themeColor="text1"/>
-                      <w:sz w:val="21"/>
-                      <w:szCs w:val="21"/>
-                      <w:lang w:val="en-US"/>
-                    </w:rPr>
-                    <w:t>2</w:t>
-                  </w:r>
-                </w:p>
-              </w:tc>
-              <w:tc>
-                <w:tcPr>
-                  <w:tcW w:w="1034" w:type="dxa"/>
-                  <w:vAlign w:val="center"/>
-                </w:tcPr>
-                <w:p>
-                  <w:pPr>
-                    <w:jc w:val="center"/>
-                    <w:rPr>
-                      <w:rFonts w:ascii="Calibri" w:hAnsi="Calibri" w:cs="Calibri"/>
-                      <w:color w:val="000000" w:themeColor="text1"/>
-                      <w:sz w:val="21"/>
-                      <w:szCs w:val="21"/>
-                      <w:lang w:val="en-US"/>
-                    </w:rPr>
-                  </w:pPr>
-                  <w:r>
-                    <w:rPr>
-                      <w:rFonts w:ascii="Calibri" w:hAnsi="Calibri" w:cs="Calibri"/>
-                      <w:color w:val="000000" w:themeColor="text1"/>
-                      <w:sz w:val="21"/>
-                      <w:szCs w:val="21"/>
-                      <w:lang w:val="en-US"/>
-                    </w:rPr>
-                    <w:t>2</w:t>
-                  </w:r>
-                </w:p>
-              </w:tc>
-              <w:tc>
-                <w:tcPr>
-                  <w:tcW w:w="1032" w:type="dxa"/>
-                  <w:vAlign w:val="center"/>
-                </w:tcPr>
-                <w:p>
-                  <w:pPr>
-                    <w:jc w:val="center"/>
-                    <w:rPr>
-                      <w:rFonts w:ascii="Calibri" w:hAnsi="Calibri" w:cs="Calibri"/>
-                      <w:color w:val="000000" w:themeColor="text1"/>
-                      <w:sz w:val="21"/>
-                      <w:szCs w:val="21"/>
-                      <w:lang w:val="en-US"/>
-                    </w:rPr>
-                  </w:pPr>
-                  <w:r>
-                    <w:rPr>
-                      <w:rFonts w:ascii="Calibri" w:hAnsi="Calibri" w:cs="Calibri"/>
-                      <w:color w:val="000000" w:themeColor="text1"/>
-                      <w:sz w:val="21"/>
-                      <w:szCs w:val="21"/>
-                      <w:lang w:val="en-US"/>
-                    </w:rPr>
-                    <w:t>2</w:t>
-                  </w:r>
-                </w:p>
-              </w:tc>
-              <w:tc>
-                <w:tcPr>
-                  <w:tcW w:w="1014" w:type="dxa"/>
-                  <w:shd w:val="clear" w:color="auto" w:fill="D9D9D9" w:themeFill="background1" w:themeFillShade="D9"/>
-                  <w:vAlign w:val="center"/>
-                </w:tcPr>
-                <w:p>
-                  <w:pPr>
-                    <w:jc w:val="center"/>
-                    <w:rPr>
-                      <w:rFonts w:ascii="Calibri" w:hAnsi="Calibri" w:cs="Calibri"/>
-                      <w:b/>
-                      <w:bCs/>
-                      <w:color w:val="000000" w:themeColor="text1"/>
-                      <w:sz w:val="21"/>
-                      <w:szCs w:val="21"/>
-                      <w:lang w:val="en-US"/>
-                    </w:rPr>
-                  </w:pPr>
-                  <w:r>
-                    <w:rPr>
-                      <w:rFonts w:ascii="Calibri" w:hAnsi="Calibri" w:cs="Calibri"/>
-                      <w:b/>
-                      <w:bCs/>
-                      <w:color w:val="000000" w:themeColor="text1"/>
-                      <w:sz w:val="21"/>
-                      <w:szCs w:val="21"/>
-                      <w:lang w:val="en-US"/>
-                    </w:rPr>
-                    <w:t>19</w:t>
-                  </w:r>
-                </w:p>
-              </w:tc>
-            </w:tr>
-          </w:tbl>
-          <w:p>
-            <w:pPr>
-              <w:spacing w:line="276" w:lineRule="auto"/>
-            </w:pPr>
+            <w:r>
+              <w:rPr>
+                <w:rFonts w:ascii="Arial" w:hAnsi="Arial"/>
+                <w:color w:val="000000"/>
+                <w:sz w:val="18"/>
+              </w:rPr>
+              <w:t>Rekapitulasi Jumlah Nilai BerAKHLAK Kegiatan 1:</w:t>
+              <w:br/>
+              <w:t>Keterangan: Ber = Berorientasi Pelayanan (3), A = Akuntabel (4), K = Kompeten (3), H = Harmonis (2), L = Loyal (2), A = Adaptif (2), K = Kolaboratif (2)</w:t>
+              <w:br/>
+              <w:t>Jumlah Nilai yang Diaktualisasikan pada Kegiatan 1: 18 Nilai</w:t>
+            </w:r>
           </w:p>
         </w:tc>
       </w:tr>
@@ -9488,530 +8709,24 @@
             <w:gridSpan w:val="2"/>
           </w:tcPr>
           <w:p>
-            <w:pPr>
-              <w:spacing w:line="276" w:lineRule="auto"/>
-            </w:pPr>
-            <w:proofErr w:type="spellStart"/>
-            <w:r>
-              <w:rPr>
-                <w:rFonts w:ascii="Calibri" w:hAnsi="Calibri"/>
-                <w:color w:val="000000" w:themeColor="text1"/>
-                <w:sz w:val="19"/>
-              </w:rPr>
-              <w:t>Peserta</w:t>
-            </w:r>
-            <w:proofErr w:type="spellEnd"/>
-            <w:r>
-              <w:rPr>
-                <w:rFonts w:ascii="Calibri" w:hAnsi="Calibri"/>
-                <w:color w:val="000000" w:themeColor="text1"/>
-                <w:sz w:val="19"/>
-              </w:rPr>
-              <w:t xml:space="preserve"> </w:t>
-            </w:r>
-            <w:proofErr w:type="spellStart"/>
-            <w:r>
-              <w:rPr>
-                <w:rFonts w:ascii="Calibri" w:hAnsi="Calibri"/>
-                <w:color w:val="000000" w:themeColor="text1"/>
-                <w:sz w:val="19"/>
-              </w:rPr>
-              <w:t>telah</w:t>
-            </w:r>
-            <w:proofErr w:type="spellEnd"/>
-            <w:r>
-              <w:rPr>
-                <w:rFonts w:ascii="Calibri" w:hAnsi="Calibri"/>
-                <w:color w:val="000000" w:themeColor="text1"/>
-                <w:sz w:val="19"/>
-              </w:rPr>
-              <w:t xml:space="preserve"> </w:t>
-            </w:r>
-            <w:proofErr w:type="spellStart"/>
-            <w:r>
-              <w:rPr>
-                <w:rFonts w:ascii="Calibri" w:hAnsi="Calibri"/>
-                <w:color w:val="000000" w:themeColor="text1"/>
-                <w:sz w:val="19"/>
-              </w:rPr>
-              <w:t>melaksanakan</w:t>
-            </w:r>
-            <w:proofErr w:type="spellEnd"/>
-            <w:r>
-              <w:rPr>
-                <w:rFonts w:ascii="Calibri" w:hAnsi="Calibri"/>
-                <w:color w:val="000000" w:themeColor="text1"/>
-                <w:sz w:val="19"/>
-              </w:rPr>
-              <w:t xml:space="preserve"> </w:t>
-            </w:r>
-            <w:proofErr w:type="spellStart"/>
-            <w:r>
-              <w:rPr>
-                <w:rFonts w:ascii="Calibri" w:hAnsi="Calibri"/>
-                <w:color w:val="000000" w:themeColor="text1"/>
-                <w:sz w:val="19"/>
-              </w:rPr>
-              <w:t>seluruh</w:t>
-            </w:r>
-            <w:proofErr w:type="spellEnd"/>
-            <w:r>
-              <w:rPr>
-                <w:rFonts w:ascii="Calibri" w:hAnsi="Calibri"/>
-                <w:color w:val="000000" w:themeColor="text1"/>
-                <w:sz w:val="19"/>
-              </w:rPr>
-              <w:t xml:space="preserve"> </w:t>
-            </w:r>
-            <w:proofErr w:type="spellStart"/>
-            <w:r>
-              <w:rPr>
-                <w:rFonts w:ascii="Calibri" w:hAnsi="Calibri"/>
-                <w:color w:val="000000" w:themeColor="text1"/>
-                <w:sz w:val="19"/>
-              </w:rPr>
-              <w:t>tahapan</w:t>
-            </w:r>
-            <w:proofErr w:type="spellEnd"/>
-            <w:r>
-              <w:rPr>
-                <w:rFonts w:ascii="Calibri" w:hAnsi="Calibri"/>
-                <w:color w:val="000000" w:themeColor="text1"/>
-                <w:sz w:val="19"/>
-              </w:rPr>
-              <w:t xml:space="preserve"> </w:t>
-            </w:r>
-            <w:proofErr w:type="spellStart"/>
-            <w:r>
-              <w:rPr>
-                <w:rFonts w:ascii="Calibri" w:hAnsi="Calibri"/>
-                <w:color w:val="000000" w:themeColor="text1"/>
-                <w:sz w:val="19"/>
-              </w:rPr>
-              <w:t>Kegiatan</w:t>
-            </w:r>
-            <w:proofErr w:type="spellEnd"/>
-            <w:r>
-              <w:rPr>
-                <w:rFonts w:ascii="Calibri" w:hAnsi="Calibri"/>
-                <w:color w:val="000000" w:themeColor="text1"/>
-                <w:sz w:val="19"/>
-              </w:rPr>
-              <w:t xml:space="preserve"> 1 (SDLC Phase 1: Requirements Analysis) </w:t>
-            </w:r>
-            <w:proofErr w:type="spellStart"/>
-            <w:r>
-              <w:rPr>
-                <w:rFonts w:ascii="Calibri" w:hAnsi="Calibri"/>
-                <w:color w:val="000000" w:themeColor="text1"/>
-                <w:sz w:val="19"/>
-              </w:rPr>
-              <w:t>dengan</w:t>
-            </w:r>
-            <w:proofErr w:type="spellEnd"/>
-            <w:r>
-              <w:rPr>
-                <w:rFonts w:ascii="Calibri" w:hAnsi="Calibri"/>
-                <w:color w:val="000000" w:themeColor="text1"/>
-                <w:sz w:val="19"/>
-              </w:rPr>
-              <w:t xml:space="preserve"> sangat </w:t>
-            </w:r>
-            <w:proofErr w:type="spellStart"/>
-            <w:r>
-              <w:rPr>
-                <w:rFonts w:ascii="Calibri" w:hAnsi="Calibri"/>
-                <w:color w:val="000000" w:themeColor="text1"/>
-                <w:sz w:val="19"/>
-              </w:rPr>
-              <w:t>baik</w:t>
-            </w:r>
-            <w:proofErr w:type="spellEnd"/>
-            <w:r>
-              <w:rPr>
-                <w:rFonts w:ascii="Calibri" w:hAnsi="Calibri"/>
-                <w:color w:val="000000" w:themeColor="text1"/>
-                <w:sz w:val="19"/>
-              </w:rPr>
-              <w:t xml:space="preserve">, </w:t>
-            </w:r>
-            <w:proofErr w:type="spellStart"/>
-            <w:r>
-              <w:rPr>
-                <w:rFonts w:ascii="Calibri" w:hAnsi="Calibri"/>
-                <w:color w:val="000000" w:themeColor="text1"/>
-                <w:sz w:val="19"/>
-              </w:rPr>
-              <w:t>proaktif</w:t>
-            </w:r>
-            <w:proofErr w:type="spellEnd"/>
-            <w:r>
-              <w:rPr>
-                <w:rFonts w:ascii="Calibri" w:hAnsi="Calibri"/>
-                <w:color w:val="000000" w:themeColor="text1"/>
-                <w:sz w:val="19"/>
-              </w:rPr>
-              <w:t xml:space="preserve"> </w:t>
-            </w:r>
-            <w:proofErr w:type="spellStart"/>
-            <w:r>
-              <w:rPr>
-                <w:rFonts w:ascii="Calibri" w:hAnsi="Calibri"/>
-                <w:color w:val="000000" w:themeColor="text1"/>
-                <w:sz w:val="19"/>
-              </w:rPr>
-              <w:t>berkonsultasi</w:t>
-            </w:r>
-            <w:proofErr w:type="spellEnd"/>
-            <w:r>
-              <w:rPr>
-                <w:rFonts w:ascii="Calibri" w:hAnsi="Calibri"/>
-                <w:color w:val="000000" w:themeColor="text1"/>
-                <w:sz w:val="19"/>
-              </w:rPr>
-              <w:t xml:space="preserve">, dan </w:t>
-            </w:r>
-            <w:proofErr w:type="spellStart"/>
-            <w:r>
-              <w:rPr>
-                <w:rFonts w:ascii="Calibri" w:hAnsi="Calibri"/>
-                <w:color w:val="000000" w:themeColor="text1"/>
-                <w:sz w:val="19"/>
-              </w:rPr>
-              <w:t>telah</w:t>
-            </w:r>
-            <w:proofErr w:type="spellEnd"/>
-            <w:r>
-              <w:rPr>
-                <w:rFonts w:ascii="Calibri" w:hAnsi="Calibri"/>
-                <w:color w:val="000000" w:themeColor="text1"/>
-                <w:sz w:val="19"/>
-              </w:rPr>
-              <w:t xml:space="preserve"> </w:t>
-            </w:r>
-            <w:proofErr w:type="spellStart"/>
-            <w:r>
-              <w:rPr>
-                <w:rFonts w:ascii="Calibri" w:hAnsi="Calibri"/>
-                <w:color w:val="000000" w:themeColor="text1"/>
-                <w:sz w:val="19"/>
-              </w:rPr>
-              <w:t>menghasilkan</w:t>
-            </w:r>
-            <w:proofErr w:type="spellEnd"/>
-            <w:r>
-              <w:rPr>
-                <w:rFonts w:ascii="Calibri" w:hAnsi="Calibri"/>
-                <w:color w:val="000000" w:themeColor="text1"/>
-                <w:sz w:val="19"/>
-              </w:rPr>
-              <w:t xml:space="preserve"> </w:t>
-            </w:r>
-            <w:proofErr w:type="spellStart"/>
-            <w:r>
-              <w:rPr>
-                <w:rFonts w:ascii="Calibri" w:hAnsi="Calibri"/>
-                <w:color w:val="000000" w:themeColor="text1"/>
-                <w:sz w:val="19"/>
-              </w:rPr>
-              <w:t>dokumen</w:t>
-            </w:r>
-            <w:proofErr w:type="spellEnd"/>
-            <w:r>
-              <w:rPr>
-                <w:rFonts w:ascii="Calibri" w:hAnsi="Calibri"/>
-                <w:color w:val="000000" w:themeColor="text1"/>
-                <w:sz w:val="19"/>
-              </w:rPr>
-              <w:t xml:space="preserve"> </w:t>
-            </w:r>
-            <w:proofErr w:type="spellStart"/>
-            <w:r>
-              <w:rPr>
-                <w:rFonts w:ascii="Calibri" w:hAnsi="Calibri"/>
-                <w:color w:val="000000" w:themeColor="text1"/>
-                <w:sz w:val="19"/>
-              </w:rPr>
-              <w:t>spesifikasi</w:t>
-            </w:r>
-            <w:proofErr w:type="spellEnd"/>
-            <w:r>
-              <w:rPr>
-                <w:rFonts w:ascii="Calibri" w:hAnsi="Calibri"/>
-                <w:color w:val="000000" w:themeColor="text1"/>
-                <w:sz w:val="19"/>
-              </w:rPr>
-              <w:t xml:space="preserve"> </w:t>
-            </w:r>
-            <w:proofErr w:type="spellStart"/>
-            <w:r>
-              <w:rPr>
-                <w:rFonts w:ascii="Calibri" w:hAnsi="Calibri"/>
-                <w:color w:val="000000" w:themeColor="text1"/>
-                <w:sz w:val="19"/>
-              </w:rPr>
-              <w:t>kebutuhan</w:t>
-            </w:r>
-            <w:proofErr w:type="spellEnd"/>
-            <w:r>
-              <w:rPr>
-                <w:rFonts w:ascii="Calibri" w:hAnsi="Calibri"/>
-                <w:color w:val="000000" w:themeColor="text1"/>
-                <w:sz w:val="19"/>
-              </w:rPr>
-              <w:t xml:space="preserve"> </w:t>
-            </w:r>
-            <w:proofErr w:type="spellStart"/>
-            <w:r>
-              <w:rPr>
-                <w:rFonts w:ascii="Calibri" w:hAnsi="Calibri"/>
-                <w:color w:val="000000" w:themeColor="text1"/>
-                <w:sz w:val="19"/>
-              </w:rPr>
-              <w:t>serta</w:t>
-            </w:r>
-            <w:proofErr w:type="spellEnd"/>
-            <w:r>
-              <w:rPr>
-                <w:rFonts w:ascii="Calibri" w:hAnsi="Calibri"/>
-                <w:color w:val="000000" w:themeColor="text1"/>
-                <w:sz w:val="19"/>
-              </w:rPr>
-              <w:t xml:space="preserve"> </w:t>
-            </w:r>
-            <w:proofErr w:type="spellStart"/>
-            <w:r>
-              <w:rPr>
-                <w:rFonts w:ascii="Calibri" w:hAnsi="Calibri"/>
-                <w:color w:val="000000" w:themeColor="text1"/>
-                <w:sz w:val="19"/>
-              </w:rPr>
-              <w:t>mockup</w:t>
-            </w:r>
-            <w:proofErr w:type="spellEnd"/>
-            <w:r>
-              <w:rPr>
-                <w:rFonts w:ascii="Calibri" w:hAnsi="Calibri"/>
-                <w:color w:val="000000" w:themeColor="text1"/>
-                <w:sz w:val="19"/>
-              </w:rPr>
-              <w:t xml:space="preserve"> wireframe </w:t>
-            </w:r>
-            <w:proofErr w:type="spellStart"/>
-            <w:r>
-              <w:rPr>
-                <w:rFonts w:ascii="Calibri" w:hAnsi="Calibri"/>
-                <w:color w:val="000000" w:themeColor="text1"/>
-                <w:sz w:val="19"/>
-              </w:rPr>
-              <w:t>dasbor</w:t>
-            </w:r>
-            <w:proofErr w:type="spellEnd"/>
-            <w:r>
-              <w:rPr>
-                <w:rFonts w:ascii="Calibri" w:hAnsi="Calibri"/>
-                <w:color w:val="000000" w:themeColor="text1"/>
-                <w:sz w:val="19"/>
-              </w:rPr>
-              <w:t xml:space="preserve"> yang </w:t>
-            </w:r>
-            <w:proofErr w:type="spellStart"/>
-            <w:r>
-              <w:rPr>
-                <w:rFonts w:ascii="Calibri" w:hAnsi="Calibri"/>
-                <w:color w:val="000000" w:themeColor="text1"/>
-                <w:sz w:val="19"/>
-              </w:rPr>
-              <w:t>terstruktur</w:t>
-            </w:r>
-            <w:proofErr w:type="spellEnd"/>
-            <w:r>
-              <w:rPr>
-                <w:rFonts w:ascii="Calibri" w:hAnsi="Calibri"/>
-                <w:color w:val="000000" w:themeColor="text1"/>
-                <w:sz w:val="19"/>
-              </w:rPr>
-              <w:t xml:space="preserve"> dan </w:t>
-            </w:r>
-            <w:proofErr w:type="spellStart"/>
-            <w:r>
-              <w:rPr>
-                <w:rFonts w:ascii="Calibri" w:hAnsi="Calibri"/>
-                <w:color w:val="000000" w:themeColor="text1"/>
-                <w:sz w:val="19"/>
-              </w:rPr>
-              <w:t>disahkan</w:t>
-            </w:r>
-            <w:proofErr w:type="spellEnd"/>
-            <w:r>
-              <w:rPr>
-                <w:rFonts w:ascii="Calibri" w:hAnsi="Calibri"/>
-                <w:color w:val="000000" w:themeColor="text1"/>
-                <w:sz w:val="19"/>
-              </w:rPr>
-              <w:t xml:space="preserve">. </w:t>
-            </w:r>
-            <w:proofErr w:type="spellStart"/>
-            <w:r>
-              <w:rPr>
-                <w:rFonts w:ascii="Calibri" w:hAnsi="Calibri"/>
-                <w:color w:val="000000" w:themeColor="text1"/>
-                <w:sz w:val="19"/>
-              </w:rPr>
-              <w:t>Diharapkan</w:t>
-            </w:r>
-            <w:proofErr w:type="spellEnd"/>
-            <w:r>
-              <w:rPr>
-                <w:rFonts w:ascii="Calibri" w:hAnsi="Calibri"/>
-                <w:color w:val="000000" w:themeColor="text1"/>
-                <w:sz w:val="19"/>
-              </w:rPr>
-              <w:t xml:space="preserve"> </w:t>
-            </w:r>
-            <w:proofErr w:type="spellStart"/>
-            <w:r>
-              <w:rPr>
-                <w:rFonts w:ascii="Calibri" w:hAnsi="Calibri"/>
-                <w:color w:val="000000" w:themeColor="text1"/>
-                <w:sz w:val="19"/>
-              </w:rPr>
-              <w:t>konsisten</w:t>
-            </w:r>
-            <w:proofErr w:type="spellEnd"/>
-            <w:r>
-              <w:rPr>
-                <w:rFonts w:ascii="Calibri" w:hAnsi="Calibri"/>
-                <w:color w:val="000000" w:themeColor="text1"/>
-                <w:sz w:val="19"/>
-              </w:rPr>
-              <w:t xml:space="preserve"> </w:t>
-            </w:r>
-            <w:proofErr w:type="spellStart"/>
-            <w:r>
-              <w:rPr>
-                <w:rFonts w:ascii="Calibri" w:hAnsi="Calibri"/>
-                <w:color w:val="000000" w:themeColor="text1"/>
-                <w:sz w:val="19"/>
-              </w:rPr>
-              <w:t>menjaga</w:t>
-            </w:r>
-            <w:proofErr w:type="spellEnd"/>
-            <w:r>
-              <w:rPr>
-                <w:rFonts w:ascii="Calibri" w:hAnsi="Calibri"/>
-                <w:color w:val="000000" w:themeColor="text1"/>
-                <w:sz w:val="19"/>
-              </w:rPr>
-              <w:t xml:space="preserve"> </w:t>
-            </w:r>
-            <w:proofErr w:type="spellStart"/>
-            <w:r>
-              <w:rPr>
-                <w:rFonts w:ascii="Calibri" w:hAnsi="Calibri"/>
-                <w:color w:val="000000" w:themeColor="text1"/>
-                <w:sz w:val="19"/>
-              </w:rPr>
-              <w:t>kualitas</w:t>
-            </w:r>
-            <w:proofErr w:type="spellEnd"/>
-            <w:r>
-              <w:rPr>
-                <w:rFonts w:ascii="Calibri" w:hAnsi="Calibri"/>
-                <w:color w:val="000000" w:themeColor="text1"/>
-                <w:sz w:val="19"/>
-              </w:rPr>
-              <w:t xml:space="preserve"> </w:t>
-            </w:r>
-            <w:proofErr w:type="spellStart"/>
-            <w:r>
-              <w:rPr>
-                <w:rFonts w:ascii="Calibri" w:hAnsi="Calibri"/>
-                <w:color w:val="000000" w:themeColor="text1"/>
-                <w:sz w:val="19"/>
-              </w:rPr>
-              <w:t>hasil</w:t>
-            </w:r>
-            <w:proofErr w:type="spellEnd"/>
-            <w:r>
-              <w:rPr>
-                <w:rFonts w:ascii="Calibri" w:hAnsi="Calibri"/>
-                <w:color w:val="000000" w:themeColor="text1"/>
-                <w:sz w:val="19"/>
-              </w:rPr>
-              <w:t xml:space="preserve"> </w:t>
-            </w:r>
-            <w:proofErr w:type="spellStart"/>
-            <w:r>
-              <w:rPr>
-                <w:rFonts w:ascii="Calibri" w:hAnsi="Calibri"/>
-                <w:color w:val="000000" w:themeColor="text1"/>
-                <w:sz w:val="19"/>
-              </w:rPr>
-              <w:t>kerja</w:t>
-            </w:r>
-            <w:proofErr w:type="spellEnd"/>
-            <w:r>
-              <w:rPr>
-                <w:rFonts w:ascii="Calibri" w:hAnsi="Calibri"/>
-                <w:color w:val="000000" w:themeColor="text1"/>
-                <w:sz w:val="19"/>
-              </w:rPr>
-              <w:t xml:space="preserve"> pada </w:t>
-            </w:r>
-            <w:proofErr w:type="spellStart"/>
-            <w:r>
-              <w:rPr>
-                <w:rFonts w:ascii="Calibri" w:hAnsi="Calibri"/>
-                <w:color w:val="000000" w:themeColor="text1"/>
-                <w:sz w:val="19"/>
-              </w:rPr>
-              <w:t>perancangan</w:t>
-            </w:r>
-            <w:proofErr w:type="spellEnd"/>
-            <w:r>
-              <w:rPr>
-                <w:rFonts w:ascii="Calibri" w:hAnsi="Calibri"/>
-                <w:color w:val="000000" w:themeColor="text1"/>
-                <w:sz w:val="19"/>
-              </w:rPr>
-              <w:t xml:space="preserve"> </w:t>
-            </w:r>
-            <w:proofErr w:type="spellStart"/>
-            <w:r>
-              <w:rPr>
-                <w:rFonts w:ascii="Calibri" w:hAnsi="Calibri"/>
-                <w:color w:val="000000" w:themeColor="text1"/>
-                <w:sz w:val="19"/>
-              </w:rPr>
-              <w:t>arsitektur</w:t>
-            </w:r>
-            <w:proofErr w:type="spellEnd"/>
-            <w:r>
-              <w:rPr>
-                <w:rFonts w:ascii="Calibri" w:hAnsi="Calibri"/>
-                <w:color w:val="000000" w:themeColor="text1"/>
-                <w:sz w:val="19"/>
-              </w:rPr>
-              <w:t xml:space="preserve"> </w:t>
-            </w:r>
-            <w:proofErr w:type="spellStart"/>
-            <w:r>
-              <w:rPr>
-                <w:rFonts w:ascii="Calibri" w:hAnsi="Calibri"/>
-                <w:color w:val="000000" w:themeColor="text1"/>
-                <w:sz w:val="19"/>
-              </w:rPr>
-              <w:t>teknis</w:t>
-            </w:r>
-            <w:proofErr w:type="spellEnd"/>
-            <w:r>
-              <w:rPr>
-                <w:rFonts w:ascii="Calibri" w:hAnsi="Calibri"/>
-                <w:color w:val="000000" w:themeColor="text1"/>
-                <w:sz w:val="19"/>
-              </w:rPr>
-              <w:t xml:space="preserve"> (Phase 2).</w:t>
+            <w:r>
+              <w:rPr>
+                <w:rFonts w:ascii="Arial" w:hAnsi="Arial"/>
+                <w:color w:val="000000"/>
+                <w:sz w:val="18"/>
+              </w:rPr>
+              <w:t>Peserta telah melaksanakan seluruh tahapan Kegiatan 1 (SDLC Phase 1: Requirements Analysis) dengan sangat baik, proaktif, dan sesuai dengan rancangan aktualisasi yang telah disetujui. Dokumen spesifikasi kebutuhan sistem (SRS), draf wireframe mockup antarmuka, lembar persetujuan arahan mentor, serta lembar checklist spesifikasi fungsional dasbor telah ditelaah dan disahkan secara komprehensif. Nilai-nilai dasar ASN BerAKHLAK telah diinternalisasikan dan diaktualisasikan secara konsisten sebanyak 18 nilai (100% target Kegiatan 1). Lanjutkan ke tahapan Kegiatan 2 (SDLC Phase 2: System &amp; Software Design).</w:t>
+              <w:br/>
+              <w:br/>
+              <w:t>Penajam, 07 Agustus 2026</w:t>
+              <w:br/>
+              <w:t>Mentor / Ketua Tim IPJKD &amp; DLS BPS Kabupaten Penajam Paser Utara</w:t>
+              <w:br/>
+              <w:br/>
+              <w:br/>
+              <w:t>Baihaqi Ilham Syah, S.Tr.Stat.</w:t>
+              <w:br/>
+              <w:t>NIP. 19980820 202201 1 001</w:t>
             </w:r>
           </w:p>
         </w:tc>
@@ -10020,77 +8735,24 @@
             <w:tcW w:w="3545" w:type="dxa"/>
           </w:tcPr>
           <w:p>
-            <w:pPr>
-              <w:jc w:val="center"/>
-              <w:rPr>
-                <w:rFonts w:ascii="Calibri" w:hAnsi="Calibri" w:cs="Calibri"/>
-                <w:sz w:val="21"/>
-                <w:szCs w:val="21"/>
-                <w:lang w:val="en-US"/>
-              </w:rPr>
-            </w:pPr>
-            <w:r>
-              <w:rPr>
-                <w:noProof/>
-              </w:rPr>
-              <w:drawing>
-                <wp:anchor distT="0" distB="0" distL="114300" distR="114300" simplePos="0" relativeHeight="251675648" behindDoc="0" locked="0" layoutInCell="1" allowOverlap="1" wp14:anchorId="016E0CF0" wp14:editId="00582E7A">
-                  <wp:simplePos x="0" y="0"/>
-                  <wp:positionH relativeFrom="column">
-                    <wp:posOffset>226695</wp:posOffset>
-                  </wp:positionH>
-                  <wp:positionV relativeFrom="paragraph">
-                    <wp:posOffset>111760</wp:posOffset>
-                  </wp:positionV>
-                  <wp:extent cx="1630680" cy="868680"/>
-                  <wp:effectExtent l="0" t="0" r="0" b="0"/>
-                  <wp:wrapTopAndBottom/>
-                  <wp:docPr id="1040704989" name="Picture 1"/>
-                  <wp:cNvGraphicFramePr>
-                    <a:graphicFrameLocks xmlns:a="http://schemas.openxmlformats.org/drawingml/2006/main" noChangeAspect="1"/>
-                  </wp:cNvGraphicFramePr>
-                  <a:graphic xmlns:a="http://schemas.openxmlformats.org/drawingml/2006/main">
-                    <a:graphicData uri="http://schemas.openxmlformats.org/drawingml/2006/picture">
-                      <pic:pic xmlns:pic="http://schemas.openxmlformats.org/drawingml/2006/picture">
-                        <pic:nvPicPr>
-                          <pic:cNvPr id="1040704989" name="Picture 1"/>
-                          <pic:cNvPicPr>
-                            <a:picLocks noChangeAspect="1"/>
-                          </pic:cNvPicPr>
-                        </pic:nvPicPr>
-                        <pic:blipFill rotWithShape="1">
-                          <a:blip r:embed="rId15">
-                            <a:extLst>
-                              <a:ext uri="{28A0092B-C50C-407E-A947-70E740481C1C}">
-                                <a14:useLocalDpi xmlns:a14="http://schemas.microsoft.com/office/drawing/2010/main" val="0"/>
-                              </a:ext>
-                            </a:extLst>
-                          </a:blip>
-                          <a:srcRect r="22464"/>
-                          <a:stretch/>
-                        </pic:blipFill>
-                        <pic:spPr bwMode="auto">
-                          <a:xfrm>
-                            <a:off x="0" y="0"/>
-                            <a:ext cx="1630680" cy="868680"/>
-                          </a:xfrm>
-                          <a:prstGeom prst="rect">
-                            <a:avLst/>
-                          </a:prstGeom>
-                          <a:ln>
-                            <a:noFill/>
-                          </a:ln>
-                          <a:extLst>
-                            <a:ext uri="{53640926-AAD7-44D8-BBD7-CCE9431645EC}">
-                              <a14:shadowObscured xmlns:a14="http://schemas.microsoft.com/office/drawing/2010/main"/>
-                            </a:ext>
-                          </a:extLst>
-                        </pic:spPr>
-                      </pic:pic>
-                    </a:graphicData>
-                  </a:graphic>
-                </wp:anchor>
-              </w:drawing>
+            <w:r>
+              <w:rPr>
+                <w:rFonts w:ascii="Arial" w:hAnsi="Arial"/>
+                <w:color w:val="000000"/>
+                <w:sz w:val="18"/>
+              </w:rPr>
+              <w:t>Peserta telah melaksanakan seluruh tahapan Kegiatan 1 (SDLC Phase 1: Requirements Analysis) dengan sangat baik, proaktif, dan sesuai dengan rancangan aktualisasi yang telah disetujui. Dokumen spesifikasi kebutuhan sistem (SRS), draf wireframe mockup antarmuka, lembar persetujuan arahan mentor, serta lembar checklist spesifikasi fungsional dasbor telah ditelaah dan disahkan secara komprehensif. Nilai-nilai dasar ASN BerAKHLAK telah diinternalisasikan dan diaktualisasikan secara konsisten sebanyak 18 nilai (100% target Kegiatan 1). Lanjutkan ke tahapan Kegiatan 2 (SDLC Phase 2: System &amp; Software Design).</w:t>
+              <w:br/>
+              <w:br/>
+              <w:t>Penajam, 07 Agustus 2026</w:t>
+              <w:br/>
+              <w:t>Mentor / Ketua Tim IPJKD &amp; DLS BPS Kabupaten Penajam Paser Utara</w:t>
+              <w:br/>
+              <w:br/>
+              <w:br/>
+              <w:t>Baihaqi Ilham Syah, S.Tr.Stat.</w:t>
+              <w:br/>
+              <w:t>NIP. 19980820 202201 1 001</w:t>
             </w:r>
           </w:p>
         </w:tc>
@@ -10146,76 +8808,14 @@
             <w:gridSpan w:val="3"/>
           </w:tcPr>
           <w:p>
-            <w:pPr>
-              <w:jc w:val="both"/>
-              <w:rPr>
-                <w:rFonts w:ascii="Calibri" w:hAnsi="Calibri" w:cs="Calibri"/>
-                <w:color w:val="000000" w:themeColor="text1"/>
-                <w:sz w:val="21"/>
-                <w:szCs w:val="21"/>
-                <w:lang w:val="en-US"/>
-              </w:rPr>
-            </w:pPr>
-          </w:p>
-          <w:p>
-            <w:pPr>
-              <w:jc w:val="both"/>
-              <w:rPr>
-                <w:rFonts w:ascii="Calibri" w:hAnsi="Calibri" w:cs="Calibri"/>
-                <w:color w:val="000000" w:themeColor="text1"/>
-                <w:sz w:val="21"/>
-                <w:szCs w:val="21"/>
-                <w:lang w:val="en-US"/>
-              </w:rPr>
-            </w:pPr>
-          </w:p>
-          <w:p>
-            <w:pPr>
-              <w:jc w:val="both"/>
-              <w:rPr>
-                <w:rFonts w:ascii="Calibri" w:hAnsi="Calibri" w:cs="Calibri"/>
-                <w:color w:val="000000" w:themeColor="text1"/>
-                <w:sz w:val="21"/>
-                <w:szCs w:val="21"/>
-                <w:lang w:val="en-US"/>
-              </w:rPr>
-            </w:pPr>
-          </w:p>
-          <w:p>
-            <w:pPr>
-              <w:jc w:val="both"/>
-              <w:rPr>
-                <w:rFonts w:ascii="Calibri" w:hAnsi="Calibri" w:cs="Calibri"/>
-                <w:color w:val="000000" w:themeColor="text1"/>
-                <w:sz w:val="21"/>
-                <w:szCs w:val="21"/>
-                <w:lang w:val="en-US"/>
-              </w:rPr>
-            </w:pPr>
-          </w:p>
-          <w:p>
-            <w:pPr>
-              <w:jc w:val="both"/>
-              <w:rPr>
-                <w:rFonts w:ascii="Calibri" w:hAnsi="Calibri" w:cs="Calibri"/>
-                <w:color w:val="000000" w:themeColor="text1"/>
-                <w:sz w:val="21"/>
-                <w:szCs w:val="21"/>
-                <w:lang w:val="en-US"/>
-              </w:rPr>
-            </w:pPr>
-          </w:p>
-          <w:p>
-            <w:pPr>
-              <w:jc w:val="both"/>
-              <w:rPr>
-                <w:rFonts w:ascii="Calibri" w:hAnsi="Calibri" w:cs="Calibri"/>
-                <w:color w:val="0F9ED5" w:themeColor="accent4"/>
-                <w:sz w:val="21"/>
-                <w:szCs w:val="21"/>
-                <w:lang w:val="en-US"/>
-              </w:rPr>
-            </w:pPr>
+            <w:r>
+              <w:rPr>
+                <w:rFonts w:ascii="Arial" w:hAnsi="Arial"/>
+                <w:color w:val="000000"/>
+                <w:sz w:val="18"/>
+              </w:rPr>
+              <w:t>Pelaksanaan aktualisasi pada Minggu ke-1 telah berjalan sesuai dengan rencana jadwal dan tahapan yang dirumuskan. Dokumentasi luaran tahapan sangat lengkap, terstruktur, dan telah dikonsultasikan secara intensif dengan Mentor. Terus pertahankan kedisiplinan dan internalisasi nilai-nilai dasar ASN BerAKHLAK pada tahapan perancangan sistem berikutnya.</w:t>
+            </w:r>
           </w:p>
         </w:tc>
       </w:tr>
@@ -10227,8 +8827,8 @@
           <w:lang w:val="en-US"/>
         </w:rPr>
         <w:sectPr>
-          <w:headerReference w:type="default" r:id="rId18"/>
           <w:footerReference w:type="default" r:id="rId19"/>
+          <w:headerReference w:type="default" r:id="rId20"/>
           <w:pgSz w:w="11900" w:h="16840"/>
           <w:pgMar w:top="720" w:right="720" w:bottom="720" w:left="720" w:header="708" w:footer="708" w:gutter="0"/>
           <w:cols w:space="708"/>
@@ -10270,6 +8870,18 @@
     <w:pPr>
       <w:pStyle w:val="Header"/>
     </w:pPr>
+    <w:r/>
+  </w:p>
+</w:hdr>
+</file>
+
+<file path=word/header2.xml><?xml version="1.0" encoding="utf-8"?>
+<w:hdr xmlns:m="http://schemas.openxmlformats.org/officeDocument/2006/math" xmlns:mc="http://schemas.openxmlformats.org/markup-compatibility/2006" xmlns:mo="http://schemas.microsoft.com/office/mac/office/2008/main" xmlns:mv="urn:schemas-microsoft-com:mac:vml" xmlns:o="urn:schemas-microsoft-com:office:office" xmlns:r="http://schemas.openxmlformats.org/officeDocument/2006/relationships" xmlns:v="urn:schemas-microsoft-com:vml" xmlns:w10="urn:schemas-microsoft-com:office:word" xmlns:w14="http://schemas.microsoft.com/office/word/2010/wordml" xmlns:w="http://schemas.openxmlformats.org/wordprocessingml/2006/main" xmlns:wne="http://schemas.microsoft.com/office/word/2006/wordml" xmlns:wp14="http://schemas.microsoft.com/office/word/2010/wordprocessingDrawing" xmlns:wp="http://schemas.openxmlformats.org/drawingml/2006/wordprocessingDrawing" xmlns:wpc="http://schemas.microsoft.com/office/word/2010/wordprocessingCanvas" xmlns:wpg="http://schemas.microsoft.com/office/word/2010/wordprocessingGroup" xmlns:wpi="http://schemas.microsoft.com/office/word/2010/wordprocessingInk" xmlns:wps="http://schemas.microsoft.com/office/word/2010/wordprocessingShape" mc:Ignorable="w14 wp14">
+  <w:p>
+    <w:pPr>
+      <w:pStyle w:val="Header"/>
+    </w:pPr>
+    <w:r/>
   </w:p>
 </w:hdr>
 </file>
